--- a/lessons/3-10-group2/homework.docx
+++ b/lessons/3-10-group2/homework.docx
@@ -115,7 +115,7 @@
           <wp:inline distT="0" distB="0" distL="0" distR="0">
             <wp:extent cx="1047750" cy="790575"/>
             <wp:effectExtent t="0" r="0" b="0" l="0"/>
-            <wp:docPr id="1" name="" descr="" title=""/>
+            <wp:docPr id="1" name="Conversion Factor" descr="Picture illustrating the vocabulary word &quot;Conversion Factor&quot;" title="Conversion Factor"/>
             <wp:cNvGraphicFramePr>
               <a:graphicFrameLocks xmlns:a="http://schemas.openxmlformats.org/drawingml/2006/main" noChangeAspect="1"/>
             </wp:cNvGraphicFramePr>
@@ -161,10 +161,10 @@
           <w:b/>
           <w:bCs/>
         </w:rPr>
-        <w:t xml:space="preserve">Convert Measurement Units (Convertir unidades de medida)</w:t>
-      </w:r>
-      <w:r>
-        <w:t xml:space="preserve"> — Rename a measurement in a different unit without changing its amount.</w:t>
+        <w:t xml:space="preserve">Conversion Factor (Factor de conversión)</w:t>
+      </w:r>
+      <w:r>
+        <w:t xml:space="preserve"> — A ratio that helps you change one unit into another.</w:t>
       </w:r>
     </w:p>
     <w:p>
@@ -178,7 +178,70 @@
           <wp:inline distT="0" distB="0" distL="0" distR="0">
             <wp:extent cx="1047750" cy="790575"/>
             <wp:effectExtent t="0" r="0" b="0" l="0"/>
-            <wp:docPr id="1" name="" descr="" title=""/>
+            <wp:docPr id="1" name="Unit" descr="Picture illustrating the vocabulary word &quot;Unit&quot;" title="Unit"/>
+            <wp:cNvGraphicFramePr>
+              <a:graphicFrameLocks xmlns:a="http://schemas.openxmlformats.org/drawingml/2006/main" noChangeAspect="1"/>
+            </wp:cNvGraphicFramePr>
+            <a:graphic xmlns:a="http://schemas.openxmlformats.org/drawingml/2006/main">
+              <a:graphicData uri="http://schemas.openxmlformats.org/drawingml/2006/picture">
+                <pic:pic xmlns:pic="http://schemas.openxmlformats.org/drawingml/2006/picture">
+                  <pic:nvPicPr>
+                    <pic:cNvPr id="0" name="" descr=""/>
+                    <pic:cNvPicPr>
+                      <a:picLocks noChangeAspect="1" noChangeArrowheads="1"/>
+                    </pic:cNvPicPr>
+                  </pic:nvPicPr>
+                  <pic:blipFill>
+                    <a:blip r:embed="rId7" cstate="none"/>
+                    <a:srcRect/>
+                    <a:stretch>
+                      <a:fillRect/>
+                    </a:stretch>
+                  </pic:blipFill>
+                  <pic:spPr bwMode="auto">
+                    <a:xfrm>
+                      <a:off x="0" y="0"/>
+                      <a:ext cx="1047750" cy="790575"/>
+                    </a:xfrm>
+                    <a:prstGeom prst="rect">
+                      <a:avLst/>
+                    </a:prstGeom>
+                  </pic:spPr>
+                </pic:pic>
+              </a:graphicData>
+            </a:graphic>
+          </wp:inline>
+        </w:drawing>
+      </w:r>
+    </w:p>
+    <w:p>
+      <w:pPr>
+        <w:keepNext/>
+        <w:spacing w:after="120"/>
+      </w:pPr>
+      <w:r>
+        <w:rPr>
+          <w:b/>
+          <w:bCs/>
+        </w:rPr>
+        <w:t xml:space="preserve">Unit (Unidad)</w:t>
+      </w:r>
+      <w:r>
+        <w:t xml:space="preserve"> — A standard amount used to measure, like an inch or a liter.</w:t>
+      </w:r>
+    </w:p>
+    <w:p>
+      <w:pPr>
+        <w:keepNext/>
+        <w:spacing w:after="20" w:before="80"/>
+        <w:jc w:val="center"/>
+      </w:pPr>
+      <w:r>
+        <w:drawing>
+          <wp:inline distT="0" distB="0" distL="0" distR="0">
+            <wp:extent cx="1047750" cy="790575"/>
+            <wp:effectExtent t="0" r="0" b="0" l="0"/>
+            <wp:docPr id="1" name="Equivalent" descr="Picture illustrating the vocabulary word &quot;Equivalent&quot;" title="Equivalent"/>
             <wp:cNvGraphicFramePr>
               <a:graphicFrameLocks xmlns:a="http://schemas.openxmlformats.org/drawingml/2006/main" noChangeAspect="1"/>
             </wp:cNvGraphicFramePr>
@@ -224,10 +287,10 @@
           <w:b/>
           <w:bCs/>
         </w:rPr>
-        <w:t xml:space="preserve">Conversion Factor (Factor de conversión)</w:t>
-      </w:r>
-      <w:r>
-        <w:t xml:space="preserve"> — A ratio that helps you change one unit into another.</w:t>
+        <w:t xml:space="preserve">Equivalent (Equivalente)</w:t>
+      </w:r>
+      <w:r>
+        <w:t xml:space="preserve"> — Having the same value, just in different units.</w:t>
       </w:r>
     </w:p>
     <w:p>
@@ -241,70 +304,7 @@
           <wp:inline distT="0" distB="0" distL="0" distR="0">
             <wp:extent cx="1047750" cy="790575"/>
             <wp:effectExtent t="0" r="0" b="0" l="0"/>
-            <wp:docPr id="1" name="" descr="" title=""/>
-            <wp:cNvGraphicFramePr>
-              <a:graphicFrameLocks xmlns:a="http://schemas.openxmlformats.org/drawingml/2006/main" noChangeAspect="1"/>
-            </wp:cNvGraphicFramePr>
-            <a:graphic xmlns:a="http://schemas.openxmlformats.org/drawingml/2006/main">
-              <a:graphicData uri="http://schemas.openxmlformats.org/drawingml/2006/picture">
-                <pic:pic xmlns:pic="http://schemas.openxmlformats.org/drawingml/2006/picture">
-                  <pic:nvPicPr>
-                    <pic:cNvPr id="0" name="" descr=""/>
-                    <pic:cNvPicPr>
-                      <a:picLocks noChangeAspect="1" noChangeArrowheads="1"/>
-                    </pic:cNvPicPr>
-                  </pic:nvPicPr>
-                  <pic:blipFill>
-                    <a:blip r:embed="rId8" cstate="none"/>
-                    <a:srcRect/>
-                    <a:stretch>
-                      <a:fillRect/>
-                    </a:stretch>
-                  </pic:blipFill>
-                  <pic:spPr bwMode="auto">
-                    <a:xfrm>
-                      <a:off x="0" y="0"/>
-                      <a:ext cx="1047750" cy="790575"/>
-                    </a:xfrm>
-                    <a:prstGeom prst="rect">
-                      <a:avLst/>
-                    </a:prstGeom>
-                  </pic:spPr>
-                </pic:pic>
-              </a:graphicData>
-            </a:graphic>
-          </wp:inline>
-        </w:drawing>
-      </w:r>
-    </w:p>
-    <w:p>
-      <w:pPr>
-        <w:keepNext/>
-        <w:spacing w:after="120"/>
-      </w:pPr>
-      <w:r>
-        <w:rPr>
-          <w:b/>
-          <w:bCs/>
-        </w:rPr>
-        <w:t xml:space="preserve">Unit (Unidad)</w:t>
-      </w:r>
-      <w:r>
-        <w:t xml:space="preserve"> — A standard amount used to measure, like an inch or a liter.</w:t>
-      </w:r>
-    </w:p>
-    <w:p>
-      <w:pPr>
-        <w:keepNext/>
-        <w:spacing w:after="20" w:before="80"/>
-        <w:jc w:val="center"/>
-      </w:pPr>
-      <w:r>
-        <w:drawing>
-          <wp:inline distT="0" distB="0" distL="0" distR="0">
-            <wp:extent cx="1047750" cy="790575"/>
-            <wp:effectExtent t="0" r="0" b="0" l="0"/>
-            <wp:docPr id="1" name="" descr="" title=""/>
+            <wp:docPr id="1" name="Ratio" descr="Picture illustrating the vocabulary word &quot;Ratio&quot;" title="Ratio"/>
             <wp:cNvGraphicFramePr>
               <a:graphicFrameLocks xmlns:a="http://schemas.openxmlformats.org/drawingml/2006/main" noChangeAspect="1"/>
             </wp:cNvGraphicFramePr>
@@ -350,10 +350,10 @@
           <w:b/>
           <w:bCs/>
         </w:rPr>
-        <w:t xml:space="preserve">Equivalent (Equivalente)</w:t>
-      </w:r>
-      <w:r>
-        <w:t xml:space="preserve"> — Having the same value, just in different units.</w:t>
+        <w:t xml:space="preserve">Ratio (Razón)</w:t>
+      </w:r>
+      <w:r>
+        <w:t xml:space="preserve"> — A way to compare two amounts, like 3 to 2.</w:t>
       </w:r>
     </w:p>
     <w:p>
@@ -367,7 +367,133 @@
           <wp:inline distT="0" distB="0" distL="0" distR="0">
             <wp:extent cx="1047750" cy="790575"/>
             <wp:effectExtent t="0" r="0" b="0" l="0"/>
-            <wp:docPr id="1" name="" descr="" title=""/>
+            <wp:docPr id="1" name="Customary units" descr="Picture illustrating the vocabulary word &quot;Customary units&quot;" title="Customary units"/>
+            <wp:cNvGraphicFramePr>
+              <a:graphicFrameLocks xmlns:a="http://schemas.openxmlformats.org/drawingml/2006/main" noChangeAspect="1"/>
+            </wp:cNvGraphicFramePr>
+            <a:graphic xmlns:a="http://schemas.openxmlformats.org/drawingml/2006/main">
+              <a:graphicData uri="http://schemas.openxmlformats.org/drawingml/2006/picture">
+                <pic:pic xmlns:pic="http://schemas.openxmlformats.org/drawingml/2006/picture">
+                  <pic:nvPicPr>
+                    <pic:cNvPr id="0" name="" descr=""/>
+                    <pic:cNvPicPr>
+                      <a:picLocks noChangeAspect="1" noChangeArrowheads="1"/>
+                    </pic:cNvPicPr>
+                  </pic:nvPicPr>
+                  <pic:blipFill>
+                    <a:blip r:embed="rId7" cstate="none"/>
+                    <a:srcRect/>
+                    <a:stretch>
+                      <a:fillRect/>
+                    </a:stretch>
+                  </pic:blipFill>
+                  <pic:spPr bwMode="auto">
+                    <a:xfrm>
+                      <a:off x="0" y="0"/>
+                      <a:ext cx="1047750" cy="790575"/>
+                    </a:xfrm>
+                    <a:prstGeom prst="rect">
+                      <a:avLst/>
+                    </a:prstGeom>
+                  </pic:spPr>
+                </pic:pic>
+              </a:graphicData>
+            </a:graphic>
+          </wp:inline>
+        </w:drawing>
+      </w:r>
+    </w:p>
+    <w:p>
+      <w:pPr>
+        <w:keepNext/>
+        <w:spacing w:after="120"/>
+      </w:pPr>
+      <w:r>
+        <w:rPr>
+          <w:b/>
+          <w:bCs/>
+        </w:rPr>
+        <w:t xml:space="preserve">Customary units (Unidades usuales (sistema inglés))</w:t>
+      </w:r>
+      <w:r>
+        <w:t xml:space="preserve"> — The U.S. way of measuring, like inches, feet, and pounds.</w:t>
+      </w:r>
+    </w:p>
+    <w:p>
+      <w:pPr>
+        <w:keepNext/>
+        <w:spacing w:after="20" w:before="80"/>
+        <w:jc w:val="center"/>
+      </w:pPr>
+      <w:r>
+        <w:drawing>
+          <wp:inline distT="0" distB="0" distL="0" distR="0">
+            <wp:extent cx="1047750" cy="790575"/>
+            <wp:effectExtent t="0" r="0" b="0" l="0"/>
+            <wp:docPr id="1" name="Metric units" descr="Picture illustrating the vocabulary word &quot;Metric units&quot;" title="Metric units"/>
+            <wp:cNvGraphicFramePr>
+              <a:graphicFrameLocks xmlns:a="http://schemas.openxmlformats.org/drawingml/2006/main" noChangeAspect="1"/>
+            </wp:cNvGraphicFramePr>
+            <a:graphic xmlns:a="http://schemas.openxmlformats.org/drawingml/2006/main">
+              <a:graphicData uri="http://schemas.openxmlformats.org/drawingml/2006/picture">
+                <pic:pic xmlns:pic="http://schemas.openxmlformats.org/drawingml/2006/picture">
+                  <pic:nvPicPr>
+                    <pic:cNvPr id="0" name="" descr=""/>
+                    <pic:cNvPicPr>
+                      <a:picLocks noChangeAspect="1" noChangeArrowheads="1"/>
+                    </pic:cNvPicPr>
+                  </pic:nvPicPr>
+                  <pic:blipFill>
+                    <a:blip r:embed="rId7" cstate="none"/>
+                    <a:srcRect/>
+                    <a:stretch>
+                      <a:fillRect/>
+                    </a:stretch>
+                  </pic:blipFill>
+                  <pic:spPr bwMode="auto">
+                    <a:xfrm>
+                      <a:off x="0" y="0"/>
+                      <a:ext cx="1047750" cy="790575"/>
+                    </a:xfrm>
+                    <a:prstGeom prst="rect">
+                      <a:avLst/>
+                    </a:prstGeom>
+                  </pic:spPr>
+                </pic:pic>
+              </a:graphicData>
+            </a:graphic>
+          </wp:inline>
+        </w:drawing>
+      </w:r>
+    </w:p>
+    <w:p>
+      <w:pPr>
+        <w:keepNext/>
+        <w:spacing w:after="120"/>
+      </w:pPr>
+      <w:r>
+        <w:rPr>
+          <w:b/>
+          <w:bCs/>
+        </w:rPr>
+        <w:t xml:space="preserve">Metric units (Unidades métricas)</w:t>
+      </w:r>
+      <w:r>
+        <w:t xml:space="preserve"> — A way of measuring by 10s, like meters, liters, and grams.</w:t>
+      </w:r>
+    </w:p>
+    <w:p>
+      <w:pPr>
+        <w:keepNext/>
+        <w:spacing w:after="20" w:before="80"/>
+        <w:jc w:val="center"/>
+      </w:pPr>
+      <w:r>
+        <w:drawing>
+          <wp:inline distT="0" distB="0" distL="0" distR="0">
+            <wp:extent cx="1047750" cy="790575"/>
+            <wp:effectExtent t="0" r="0" b="0" l="0"/>
+            <wp:docPr id="1" name="Ratio table" descr="Picture illustrating the vocabulary word &quot;Ratio table&quot;" title="Ratio table"/>
             <wp:cNvGraphicFramePr>
               <a:graphicFrameLocks xmlns:a="http://schemas.openxmlformats.org/drawingml/2006/main" noChangeAspect="1"/>
             </wp:cNvGraphicFramePr>
@@ -413,195 +539,6 @@
           <w:b/>
           <w:bCs/>
         </w:rPr>
-        <w:t xml:space="preserve">Ratio (Razón)</w:t>
-      </w:r>
-      <w:r>
-        <w:t xml:space="preserve"> — A way to compare two amounts, like 3 to 2.</w:t>
-      </w:r>
-    </w:p>
-    <w:p>
-      <w:pPr>
-        <w:keepNext/>
-        <w:spacing w:after="20" w:before="80"/>
-        <w:jc w:val="center"/>
-      </w:pPr>
-      <w:r>
-        <w:drawing>
-          <wp:inline distT="0" distB="0" distL="0" distR="0">
-            <wp:extent cx="1047750" cy="790575"/>
-            <wp:effectExtent t="0" r="0" b="0" l="0"/>
-            <wp:docPr id="1" name="" descr="" title=""/>
-            <wp:cNvGraphicFramePr>
-              <a:graphicFrameLocks xmlns:a="http://schemas.openxmlformats.org/drawingml/2006/main" noChangeAspect="1"/>
-            </wp:cNvGraphicFramePr>
-            <a:graphic xmlns:a="http://schemas.openxmlformats.org/drawingml/2006/main">
-              <a:graphicData uri="http://schemas.openxmlformats.org/drawingml/2006/picture">
-                <pic:pic xmlns:pic="http://schemas.openxmlformats.org/drawingml/2006/picture">
-                  <pic:nvPicPr>
-                    <pic:cNvPr id="0" name="" descr=""/>
-                    <pic:cNvPicPr>
-                      <a:picLocks noChangeAspect="1" noChangeArrowheads="1"/>
-                    </pic:cNvPicPr>
-                  </pic:nvPicPr>
-                  <pic:blipFill>
-                    <a:blip r:embed="rId8" cstate="none"/>
-                    <a:srcRect/>
-                    <a:stretch>
-                      <a:fillRect/>
-                    </a:stretch>
-                  </pic:blipFill>
-                  <pic:spPr bwMode="auto">
-                    <a:xfrm>
-                      <a:off x="0" y="0"/>
-                      <a:ext cx="1047750" cy="790575"/>
-                    </a:xfrm>
-                    <a:prstGeom prst="rect">
-                      <a:avLst/>
-                    </a:prstGeom>
-                  </pic:spPr>
-                </pic:pic>
-              </a:graphicData>
-            </a:graphic>
-          </wp:inline>
-        </w:drawing>
-      </w:r>
-    </w:p>
-    <w:p>
-      <w:pPr>
-        <w:keepNext/>
-        <w:spacing w:after="120"/>
-      </w:pPr>
-      <w:r>
-        <w:rPr>
-          <w:b/>
-          <w:bCs/>
-        </w:rPr>
-        <w:t xml:space="preserve">Customary units (Unidades usuales (sistema inglés))</w:t>
-      </w:r>
-      <w:r>
-        <w:t xml:space="preserve"> — The U.S. way of measuring, like inches, feet, and pounds.</w:t>
-      </w:r>
-    </w:p>
-    <w:p>
-      <w:pPr>
-        <w:keepNext/>
-        <w:spacing w:after="20" w:before="80"/>
-        <w:jc w:val="center"/>
-      </w:pPr>
-      <w:r>
-        <w:drawing>
-          <wp:inline distT="0" distB="0" distL="0" distR="0">
-            <wp:extent cx="1047750" cy="790575"/>
-            <wp:effectExtent t="0" r="0" b="0" l="0"/>
-            <wp:docPr id="1" name="" descr="" title=""/>
-            <wp:cNvGraphicFramePr>
-              <a:graphicFrameLocks xmlns:a="http://schemas.openxmlformats.org/drawingml/2006/main" noChangeAspect="1"/>
-            </wp:cNvGraphicFramePr>
-            <a:graphic xmlns:a="http://schemas.openxmlformats.org/drawingml/2006/main">
-              <a:graphicData uri="http://schemas.openxmlformats.org/drawingml/2006/picture">
-                <pic:pic xmlns:pic="http://schemas.openxmlformats.org/drawingml/2006/picture">
-                  <pic:nvPicPr>
-                    <pic:cNvPr id="0" name="" descr=""/>
-                    <pic:cNvPicPr>
-                      <a:picLocks noChangeAspect="1" noChangeArrowheads="1"/>
-                    </pic:cNvPicPr>
-                  </pic:nvPicPr>
-                  <pic:blipFill>
-                    <a:blip r:embed="rId8" cstate="none"/>
-                    <a:srcRect/>
-                    <a:stretch>
-                      <a:fillRect/>
-                    </a:stretch>
-                  </pic:blipFill>
-                  <pic:spPr bwMode="auto">
-                    <a:xfrm>
-                      <a:off x="0" y="0"/>
-                      <a:ext cx="1047750" cy="790575"/>
-                    </a:xfrm>
-                    <a:prstGeom prst="rect">
-                      <a:avLst/>
-                    </a:prstGeom>
-                  </pic:spPr>
-                </pic:pic>
-              </a:graphicData>
-            </a:graphic>
-          </wp:inline>
-        </w:drawing>
-      </w:r>
-    </w:p>
-    <w:p>
-      <w:pPr>
-        <w:keepNext/>
-        <w:spacing w:after="120"/>
-      </w:pPr>
-      <w:r>
-        <w:rPr>
-          <w:b/>
-          <w:bCs/>
-        </w:rPr>
-        <w:t xml:space="preserve">Metric units (Unidades métricas)</w:t>
-      </w:r>
-      <w:r>
-        <w:t xml:space="preserve"> — A way of measuring by 10s, like meters, liters, and grams.</w:t>
-      </w:r>
-    </w:p>
-    <w:p>
-      <w:pPr>
-        <w:keepNext/>
-        <w:spacing w:after="20" w:before="80"/>
-        <w:jc w:val="center"/>
-      </w:pPr>
-      <w:r>
-        <w:drawing>
-          <wp:inline distT="0" distB="0" distL="0" distR="0">
-            <wp:extent cx="1047750" cy="790575"/>
-            <wp:effectExtent t="0" r="0" b="0" l="0"/>
-            <wp:docPr id="1" name="" descr="" title=""/>
-            <wp:cNvGraphicFramePr>
-              <a:graphicFrameLocks xmlns:a="http://schemas.openxmlformats.org/drawingml/2006/main" noChangeAspect="1"/>
-            </wp:cNvGraphicFramePr>
-            <a:graphic xmlns:a="http://schemas.openxmlformats.org/drawingml/2006/main">
-              <a:graphicData uri="http://schemas.openxmlformats.org/drawingml/2006/picture">
-                <pic:pic xmlns:pic="http://schemas.openxmlformats.org/drawingml/2006/picture">
-                  <pic:nvPicPr>
-                    <pic:cNvPr id="0" name="" descr=""/>
-                    <pic:cNvPicPr>
-                      <a:picLocks noChangeAspect="1" noChangeArrowheads="1"/>
-                    </pic:cNvPicPr>
-                  </pic:nvPicPr>
-                  <pic:blipFill>
-                    <a:blip r:embed="rId11" cstate="none"/>
-                    <a:srcRect/>
-                    <a:stretch>
-                      <a:fillRect/>
-                    </a:stretch>
-                  </pic:blipFill>
-                  <pic:spPr bwMode="auto">
-                    <a:xfrm>
-                      <a:off x="0" y="0"/>
-                      <a:ext cx="1047750" cy="790575"/>
-                    </a:xfrm>
-                    <a:prstGeom prst="rect">
-                      <a:avLst/>
-                    </a:prstGeom>
-                  </pic:spPr>
-                </pic:pic>
-              </a:graphicData>
-            </a:graphic>
-          </wp:inline>
-        </w:drawing>
-      </w:r>
-    </w:p>
-    <w:p>
-      <w:pPr>
-        <w:keepNext/>
-        <w:spacing w:after="120"/>
-      </w:pPr>
-      <w:r>
-        <w:rPr>
-          <w:b/>
-          <w:bCs/>
-        </w:rPr>
         <w:t xml:space="preserve">Ratio table (Tabla de razones)</w:t>
       </w:r>
       <w:r>
@@ -650,15 +587,15 @@
         <w:spacing w:after="40" w:before="0"/>
       </w:pPr>
       <w:r>
-        <w:t xml:space="preserve">     A. 2 feet 6 inches</w:t>
-      </w:r>
-    </w:p>
-    <w:p>
-      <w:pPr>
-        <w:spacing w:after="40" w:before="0"/>
-      </w:pPr>
-      <w:r>
-        <w:t xml:space="preserve">     B. 3 feet 0 inches</w:t>
+        <w:t xml:space="preserve">     A. 1 foot 18 inches</w:t>
+      </w:r>
+    </w:p>
+    <w:p>
+      <w:pPr>
+        <w:spacing w:after="40" w:before="0"/>
+      </w:pPr>
+      <w:r>
+        <w:t xml:space="preserve">     B. 2 feet 6 inches</w:t>
       </w:r>
     </w:p>
     <w:p>
@@ -674,7 +611,7 @@
         <w:spacing w:after="40" w:before="0"/>
       </w:pPr>
       <w:r>
-        <w:t xml:space="preserve">     D. 1 foot 18 inches</w:t>
+        <w:t xml:space="preserve">     D. 3 feet 0 inches</w:t>
       </w:r>
     </w:p>
     <w:p>
@@ -961,7 +898,7 @@
           <w:b/>
           <w:bCs/>
         </w:rPr>
-        <w:t xml:space="preserve">1. A. 2 feet 6 inches</w:t>
+        <w:t xml:space="preserve">1. B. 2 feet 6 inches</w:t>
       </w:r>
     </w:p>
     <w:p>
@@ -1262,7 +1199,14 @@
 <file path=word/styles.xml><?xml version="1.0" encoding="utf-8"?>
 <w:styles xmlns:mc="http://schemas.openxmlformats.org/markup-compatibility/2006" xmlns:r="http://schemas.openxmlformats.org/officeDocument/2006/relationships" xmlns:w="http://schemas.openxmlformats.org/wordprocessingml/2006/main" xmlns:w14="http://schemas.microsoft.com/office/word/2010/wordml" xmlns:w15="http://schemas.microsoft.com/office/word/2012/wordml" mc:Ignorable="w14 w15">
   <w:docDefaults>
-    <w:rPrDefault/>
+    <w:rPrDefault>
+      <w:rPr>
+        <w:rFonts w:ascii="Arial" w:cs="Arial" w:eastAsia="Arial" w:hAnsi="Arial"/>
+        <w:sz w:val="22"/>
+        <w:szCs w:val="22"/>
+        <w:lang w:val="en-US"/>
+      </w:rPr>
+    </w:rPrDefault>
     <w:pPrDefault/>
   </w:docDefaults>
   <w:style w:type="paragraph" w:styleId="Title">
@@ -1280,10 +1224,16 @@
     <w:basedOn w:val="Normal"/>
     <w:next w:val="Normal"/>
     <w:qFormat/>
-    <w:rPr>
-      <w:color w:val="2E74B5"/>
-      <w:sz w:val="32"/>
-      <w:szCs w:val="32"/>
+    <w:pPr>
+      <w:keepNext/>
+    </w:pPr>
+    <w:rPr>
+      <w:rFonts w:ascii="Arial" w:cs="Arial" w:eastAsia="Arial" w:hAnsi="Arial"/>
+      <w:b/>
+      <w:bCs/>
+      <w:color w:val="183E56"/>
+      <w:sz w:val="34"/>
+      <w:szCs w:val="34"/>
     </w:rPr>
   </w:style>
   <w:style w:type="paragraph" w:styleId="Heading2">
@@ -1291,8 +1241,14 @@
     <w:basedOn w:val="Normal"/>
     <w:next w:val="Normal"/>
     <w:qFormat/>
-    <w:rPr>
-      <w:color w:val="2E74B5"/>
+    <w:pPr>
+      <w:keepNext/>
+    </w:pPr>
+    <w:rPr>
+      <w:rFonts w:ascii="Arial" w:cs="Arial" w:eastAsia="Arial" w:hAnsi="Arial"/>
+      <w:b/>
+      <w:bCs/>
+      <w:color w:val="176B70"/>
       <w:sz w:val="26"/>
       <w:szCs w:val="26"/>
     </w:rPr>

--- a/lessons/3-10-group2/homework.docx
+++ b/lessons/3-10-group2/homework.docx
@@ -871,148 +871,6 @@
         <w:t xml:space="preserve">______________________________________________________________________</w:t>
       </w:r>
     </w:p>
-    <w:p>
-      <w:r>
-        <w:br w:type="page"/>
-      </w:r>
-    </w:p>
-    <w:p>
-      <w:pPr>
-        <w:pStyle w:val="Heading1"/>
-        <w:spacing w:after="120"/>
-      </w:pPr>
-      <w:r>
-        <w:rPr>
-          <w:b/>
-          <w:bCs/>
-        </w:rPr>
-        <w:t xml:space="preserve">Answer Key (Teacher)</w:t>
-      </w:r>
-    </w:p>
-    <w:p>
-      <w:pPr>
-        <w:spacing w:after="40" w:before="0"/>
-      </w:pPr>
-      <w:r>
-        <w:rPr>
-          <w:b/>
-          <w:bCs/>
-        </w:rPr>
-        <w:t xml:space="preserve">1. B. 2 feet 6 inches</w:t>
-      </w:r>
-    </w:p>
-    <w:p>
-      <w:pPr>
-        <w:spacing w:after="20" w:before="0"/>
-      </w:pPr>
-      <w:r>
-        <w:t xml:space="preserve">     30 ÷ 12 = 2 remainder 6. So 30 inches = 2 feet 6 inches.</w:t>
-      </w:r>
-    </w:p>
-    <w:p>
-      <w:pPr>
-        <w:spacing w:after="80" w:before="0"/>
-      </w:pPr>
-      <w:r>
-        <w:rPr>
-          <w:i/>
-          <w:iCs/>
-        </w:rPr>
-        <w:t xml:space="preserve">     Watch for: A common mistake in Convert Measurement Units is applying the conversion factor in the wrong direction — for example, converting 4 feet to inches by dividing (4 ÷ 12 = 0.33 inches) instead of multiplying (4 × 12 = 48 inches), or converting 80 ounces to pounds by multiplying (80 × 16 = 1,280 pounds) instead of dividing (80 ÷ 16 = 5 pounds). Before you answer, ask: am I changing to a SMALLER unit (there will be MORE of them, so multiply) or a BIGGER unit (there will be FEWER of them, so divide)?</w:t>
-      </w:r>
-    </w:p>
-    <w:p>
-      <w:pPr>
-        <w:spacing w:after="40" w:before="0"/>
-      </w:pPr>
-      <w:r>
-        <w:rPr>
-          <w:b/>
-          <w:bCs/>
-        </w:rPr>
-        <w:t xml:space="preserve">2. Spot the Common Mistake</w:t>
-      </w:r>
-    </w:p>
-    <w:p>
-      <w:pPr>
-        <w:spacing w:after="20" w:before="0"/>
-      </w:pPr>
-      <w:r>
-        <w:t xml:space="preserve">     The mistake is in Step 3.</w:t>
-      </w:r>
-    </w:p>
-    <w:p>
-      <w:pPr>
-        <w:spacing w:after="20" w:before="0"/>
-      </w:pPr>
-      <w:r>
-        <w:t xml:space="preserve">     Correct work: Ounces are smaller than pounds, so you divide (not multiply): 80 ÷ 16 = 5 pounds. Changing to a bigger unit gives a smaller number.</w:t>
-      </w:r>
-    </w:p>
-    <w:p>
-      <w:pPr>
-        <w:spacing w:after="80" w:before="0"/>
-      </w:pPr>
-      <w:r>
-        <w:t xml:space="preserve">     Watch for: The Operate step multiplied when it should have divided. Pounds are bigger than ounces, so the 80 ounces bundle into 80 ÷ 16 = 5 pounds. An answer of 1,280 pounds should stand out immediately — a container of bolts that weighs 80 ounces is only about 5 pounds.</w:t>
-      </w:r>
-    </w:p>
-    <w:p>
-      <w:pPr>
-        <w:spacing w:after="40" w:before="0"/>
-      </w:pPr>
-      <w:r>
-        <w:rPr>
-          <w:b/>
-          <w:bCs/>
-        </w:rPr>
-        <w:t xml:space="preserve">3. Find the Conversion Error</w:t>
-      </w:r>
-    </w:p>
-    <w:p>
-      <w:pPr>
-        <w:spacing w:after="20" w:before="0"/>
-      </w:pPr>
-      <w:r>
-        <w:t xml:space="preserve">     The mistake is in Step 3.</w:t>
-      </w:r>
-    </w:p>
-    <w:p>
-      <w:pPr>
-        <w:spacing w:after="20" w:before="0"/>
-      </w:pPr>
-      <w:r>
-        <w:t xml:space="preserve">     Correct work: Since 3 feet = 1 yard, you divide by 3 (not multiply). 6 ÷ 3 = 2 yards.</w:t>
-      </w:r>
-    </w:p>
-    <w:p>
-      <w:pPr>
-        <w:spacing w:after="80" w:before="0"/>
-      </w:pPr>
-      <w:r>
-        <w:t xml:space="preserve">     Watch for: Feet are smaller than yards, so 6 feet has to become a smaller number of yards, not a bigger one. Since 3 feet make 1 yard, divide: 6 ÷ 3 = 2 yards. Multiplying by 3 moved in the wrong direction and produced 18 yards, which is 9 times too long.</w:t>
-      </w:r>
-    </w:p>
-    <w:p>
-      <w:pPr>
-        <w:spacing w:after="40" w:before="0"/>
-      </w:pPr>
-      <w:r>
-        <w:rPr>
-          <w:b/>
-          <w:bCs/>
-        </w:rPr>
-        <w:t xml:space="preserve">4. Open response — answers will vary.</w:t>
-      </w:r>
-    </w:p>
-    <w:p>
-      <w:pPr>
-        <w:spacing w:after="80" w:before="0"/>
-      </w:pPr>
-      <w:r>
-        <w:t xml:space="preserve">     Look for key words: 60 inches, 6 feet, 12 inches per foot, 3 feet per yard, multiply, conversion factor.</w:t>
-      </w:r>
-    </w:p>
     <w:sectPr>
       <w:pgSz w:w="11906" w:h="16838" w:orient="portrait"/>
       <w:pgMar w:top="720" w:right="900" w:bottom="720" w:left="900" w:header="708" w:footer="708" w:gutter="0"/>
